--- a/submission_packages/368/evidence/demo-case-documents/contract.docx
+++ b/submission_packages/368/evidence/demo-case-documents/contract.docx
@@ -19,7 +19,7 @@
     </w:p>
     <w:p>
       <w:r>
-        <w:t>Contract Date: 23 July 2026</w:t>
+        <w:t>Contract Date: 10 August 2026</w:t>
       </w:r>
     </w:p>
     <w:p/>
@@ -161,7 +161,7 @@
     </w:p>
     <w:p>
       <w:r>
-        <w:t>Shipment shall be made between 25 August 2026 and 05 September 2026.</w:t>
+        <w:t>Shipment shall be made between 28 August 2026 and 05 September 2026.</w:t>
       </w:r>
     </w:p>
     <w:p/>
